--- a/airwallex-application/Marc_Lebreton_CV_Airwallex.docx
+++ b/airwallex-application/Marc_Lebreton_CV_Airwallex.docx
@@ -65,7 +65,7 @@
           <w:bCs/>
           <w:color w:val="C00000"/>
         </w:rPr>
-        <w:t xml:space="preserve">[linkedin.com/in/…]</w:t>
+        <w:t xml:space="preserve">[LinkedIn]</w:t>
       </w:r>
     </w:p>
     <w:p>
@@ -89,7 +89,7 @@
           <w:bCs/>
           <w:color w:val="C00000"/>
         </w:rPr>
-        <w:t xml:space="preserve">[native / fluent]</w:t>
+        <w:t xml:space="preserve">[level]</w:t>
       </w:r>
       <w:r>
         <w:rPr>
@@ -105,7 +105,7 @@
           <w:bCs/>
           <w:color w:val="C00000"/>
         </w:rPr>
-        <w:t xml:space="preserve">[fluent]</w:t>
+        <w:t xml:space="preserve">[level]</w:t>
       </w:r>
       <w:r>
         <w:rPr>
@@ -144,7 +144,7 @@
         <w:rPr>
           <w:color w:val="1A1A1A"/>
         </w:rPr>
-        <w:t xml:space="preserve">Commercial and growth leader in Brazilian fintech, with a zero-to-one track record in a hyper-growth environment. Built and ran the market-entry plan that took Crypto.com's Latin America business from nothing to </w:t>
+        <w:t xml:space="preserve">Commercial and growth leader in Brazilian fintech with a zero-to-one track record in a hyper-growth environment. Built and ran the market-entry plan that took Crypto.com's Latin America business from nothing to </w:t>
       </w:r>
       <w:r>
         <w:rPr>
@@ -180,27 +180,13 @@
           <w:bCs/>
           <w:color w:val="C00000"/>
         </w:rPr>
-        <w:t xml:space="preserve">[IF TRUE: Built and led a commercial team of __ across sales, account management and partnerships. THIS SENTENCE IS THE ROLE'S HARD MINIMUM — see the note in my message. If it isn't true, delete it and do not imply it.]</w:t>
-      </w:r>
-      <w:r>
-        <w:rPr>
-          <w:color w:val="1A1A1A"/>
-        </w:rPr>
-        <w:t xml:space="preserve"> Established network across the Brazilian fintech and payments ecosystem — </w:t>
-      </w:r>
-      <w:r>
-        <w:rPr>
-          <w:b/>
-          <w:bCs/>
-          <w:color w:val="C00000"/>
-        </w:rPr>
-        <w:t xml:space="preserve">[name real relationships: PSPs, acquirers, banks, regulators, fintech operators]</w:t>
-      </w:r>
-      <w:r>
-        <w:rPr>
-          <w:color w:val="1A1A1A"/>
-        </w:rPr>
-        <w:t xml:space="preserve"> — and working knowledge of local rails including PIX and TED.</w:t>
+        <w:t xml:space="preserve">[Team you built and led — size and functions]</w:t>
+      </w:r>
+      <w:r>
+        <w:rPr>
+          <w:color w:val="1A1A1A"/>
+        </w:rPr>
+        <w:t xml:space="preserve">. Established network across the Brazilian fintech and payments ecosystem, and working knowledge of local rails including PIX and TED.</w:t>
       </w:r>
     </w:p>
     <w:p>
@@ -280,79 +266,79 @@
           <w:bCs/>
           <w:color w:val="C00000"/>
         </w:rPr>
-        <w:t xml:space="preserve">[__ months]</w:t>
-      </w:r>
-    </w:p>
-    <w:p>
-      <w:pPr>
-        <w:pStyle w:val="ListParagraph"/>
-        <w:numPr>
-          <w:ilvl w:val="0"/>
-          <w:numId w:val="2"/>
-        </w:numPr>
-        <w:spacing w:after="55"/>
-      </w:pPr>
-      <w:r>
-        <w:rPr>
-          <w:b/>
-          <w:bCs/>
-          <w:color w:val="C00000"/>
-        </w:rPr>
-        <w:t xml:space="preserve">[Revenue / ARR / monetisation: took the region from $__ to $__ — Airwallex will look for a revenue number, not just a user number]</w:t>
-      </w:r>
-    </w:p>
-    <w:p>
-      <w:pPr>
-        <w:pStyle w:val="ListParagraph"/>
-        <w:numPr>
-          <w:ilvl w:val="0"/>
-          <w:numId w:val="2"/>
-        </w:numPr>
-        <w:spacing w:after="55"/>
-      </w:pPr>
-      <w:r>
-        <w:rPr>
-          <w:b/>
-          <w:bCs/>
-          <w:color w:val="C00000"/>
-        </w:rPr>
-        <w:t xml:space="preserve">[Team: built a commercial team of __ across SDR / AE / partnerships; __ hired directly; __ promoted]</w:t>
-      </w:r>
-    </w:p>
-    <w:p>
-      <w:pPr>
-        <w:pStyle w:val="ListParagraph"/>
-        <w:numPr>
-          <w:ilvl w:val="0"/>
-          <w:numId w:val="2"/>
-        </w:numPr>
-        <w:spacing w:after="55"/>
-      </w:pPr>
-      <w:r>
-        <w:rPr>
-          <w:b/>
-          <w:bCs/>
-          <w:color w:val="C00000"/>
-        </w:rPr>
-        <w:t xml:space="preserve">[Quota or target attainment: __% against a $__ target, over __ quarters]</w:t>
-      </w:r>
-    </w:p>
-    <w:p>
-      <w:pPr>
-        <w:pStyle w:val="ListParagraph"/>
-        <w:numPr>
-          <w:ilvl w:val="0"/>
-          <w:numId w:val="2"/>
-        </w:numPr>
-        <w:spacing w:after="55"/>
-      </w:pPr>
-      <w:r>
-        <w:rPr>
-          <w:b/>
-          <w:bCs/>
-          <w:color w:val="C00000"/>
-        </w:rPr>
-        <w:t xml:space="preserve">[Multi-channel acquisition: which channels you built, CAC by channel, and payback period]</w:t>
+        <w:t xml:space="preserve">[timeframe]</w:t>
+      </w:r>
+    </w:p>
+    <w:p>
+      <w:pPr>
+        <w:pStyle w:val="ListParagraph"/>
+        <w:numPr>
+          <w:ilvl w:val="0"/>
+          <w:numId w:val="2"/>
+        </w:numPr>
+        <w:spacing w:after="55"/>
+      </w:pPr>
+      <w:r>
+        <w:rPr>
+          <w:b/>
+          <w:bCs/>
+          <w:color w:val="C00000"/>
+        </w:rPr>
+        <w:t xml:space="preserve">[Revenue or monetisation: took the region from __ to __]</w:t>
+      </w:r>
+    </w:p>
+    <w:p>
+      <w:pPr>
+        <w:pStyle w:val="ListParagraph"/>
+        <w:numPr>
+          <w:ilvl w:val="0"/>
+          <w:numId w:val="2"/>
+        </w:numPr>
+        <w:spacing w:after="55"/>
+      </w:pPr>
+      <w:r>
+        <w:rPr>
+          <w:b/>
+          <w:bCs/>
+          <w:color w:val="C00000"/>
+        </w:rPr>
+        <w:t xml:space="preserve">[Team built: __ across SDR / AE / partnerships]</w:t>
+      </w:r>
+    </w:p>
+    <w:p>
+      <w:pPr>
+        <w:pStyle w:val="ListParagraph"/>
+        <w:numPr>
+          <w:ilvl w:val="0"/>
+          <w:numId w:val="2"/>
+        </w:numPr>
+        <w:spacing w:after="55"/>
+      </w:pPr>
+      <w:r>
+        <w:rPr>
+          <w:b/>
+          <w:bCs/>
+          <w:color w:val="C00000"/>
+        </w:rPr>
+        <w:t xml:space="preserve">[Target attainment: __% against a __ target]</w:t>
+      </w:r>
+    </w:p>
+    <w:p>
+      <w:pPr>
+        <w:pStyle w:val="ListParagraph"/>
+        <w:numPr>
+          <w:ilvl w:val="0"/>
+          <w:numId w:val="2"/>
+        </w:numPr>
+        <w:spacing w:after="55"/>
+      </w:pPr>
+      <w:r>
+        <w:rPr>
+          <w:b/>
+          <w:bCs/>
+          <w:color w:val="C00000"/>
+        </w:rPr>
+        <w:t xml:space="preserve">[Acquisition channels you built, with CAC and volume]</w:t>
       </w:r>
     </w:p>
     <w:p>
@@ -376,33 +362,7 @@
         <w:rPr>
           <w:color w:val="1A1A1A"/>
         </w:rPr>
-        <w:t xml:space="preserve"> — Sui Foundation regional channel </w:t>
-      </w:r>
-      <w:r>
-        <w:rPr>
-          <w:b/>
-          <w:bCs/>
-          <w:color w:val="C00000"/>
-        </w:rPr>
-        <w:t xml:space="preserve">[keep only if you can attach a commercial outcome; otherwise cut from this CV]</w:t>
-      </w:r>
-    </w:p>
-    <w:p>
-      <w:pPr>
-        <w:pStyle w:val="ListParagraph"/>
-        <w:numPr>
-          <w:ilvl w:val="0"/>
-          <w:numId w:val="2"/>
-        </w:numPr>
-        <w:spacing w:after="55"/>
-      </w:pPr>
-      <w:r>
-        <w:rPr>
-          <w:b/>
-          <w:bCs/>
-          <w:color w:val="C00000"/>
-        </w:rPr>
-        <w:t xml:space="preserve">[Deals you personally closed as an IC — Airwallex explicitly wants a player/coach, so name the largest and the segment]</w:t>
+        <w:t xml:space="preserve"> — Sui Foundation regional channel, from a standing start</w:t>
       </w:r>
     </w:p>
     <w:p>
@@ -451,7 +411,7 @@
           <w:bCs/>
           <w:color w:val="C00000"/>
         </w:rPr>
-        <w:t xml:space="preserve">[Title]</w:t>
+        <w:t xml:space="preserve">[job title]</w:t>
       </w:r>
     </w:p>
     <w:p>
@@ -464,7 +424,7 @@
           <w:bCs/>
           <w:color w:val="C00000"/>
         </w:rPr>
-        <w:t xml:space="preserve">[Location]</w:t>
+        <w:t xml:space="preserve">[city]</w:t>
       </w:r>
       <w:r>
         <w:rPr>
@@ -482,141 +442,7 @@
           <w:bCs/>
           <w:color w:val="C00000"/>
         </w:rPr>
-        <w:t xml:space="preserve">[Start – End]</w:t>
-      </w:r>
-    </w:p>
-    <w:p>
-      <w:pPr>
-        <w:pStyle w:val="ListParagraph"/>
-        <w:numPr>
-          <w:ilvl w:val="0"/>
-          <w:numId w:val="2"/>
-        </w:numPr>
-        <w:spacing w:after="55"/>
-      </w:pPr>
-      <w:r>
-        <w:rPr>
-          <w:b/>
-          <w:bCs/>
-          <w:color w:val="C00000"/>
-        </w:rPr>
-        <w:t xml:space="preserve">[Lead with the commercial outcome — revenue, partnerships closed, institutional or B2B accounts activated]</w:t>
-      </w:r>
-    </w:p>
-    <w:p>
-      <w:pPr>
-        <w:pStyle w:val="ListParagraph"/>
-        <w:numPr>
-          <w:ilvl w:val="0"/>
-          <w:numId w:val="2"/>
-        </w:numPr>
-        <w:spacing w:after="55"/>
-      </w:pPr>
-      <w:r>
-        <w:rPr>
-          <w:color w:val="1A1A1A"/>
-        </w:rPr>
-        <w:t xml:space="preserve">Grew the regional channel from </w:t>
-      </w:r>
-      <w:r>
-        <w:rPr>
-          <w:b/>
-          <w:bCs/>
-          <w:color w:val="1A1A1A"/>
-        </w:rPr>
-        <w:t xml:space="preserve">0 to 130,000</w:t>
-      </w:r>
-      <w:r>
-        <w:rPr>
-          <w:color w:val="1A1A1A"/>
-        </w:rPr>
-        <w:t xml:space="preserve"> — </w:t>
-      </w:r>
-      <w:r>
-        <w:rPr>
-          <w:b/>
-          <w:bCs/>
-          <w:color w:val="C00000"/>
-        </w:rPr>
-        <w:t xml:space="preserve">[which markets, and what it converted into]</w:t>
-      </w:r>
-    </w:p>
-    <w:p>
-      <w:pPr>
-        <w:pStyle w:val="ListParagraph"/>
-        <w:numPr>
-          <w:ilvl w:val="0"/>
-          <w:numId w:val="2"/>
-        </w:numPr>
-        <w:spacing w:after="55"/>
-      </w:pPr>
-      <w:r>
-        <w:rPr>
-          <w:b/>
-          <w:bCs/>
-          <w:color w:val="C00000"/>
-        </w:rPr>
-        <w:t xml:space="preserve">[Partnerships you originated and closed, and their contribution]</w:t>
-      </w:r>
-    </w:p>
-    <w:p>
-      <w:pPr>
-        <w:pStyle w:val="ListParagraph"/>
-        <w:numPr>
-          <w:ilvl w:val="0"/>
-          <w:numId w:val="2"/>
-        </w:numPr>
-        <w:spacing w:after="55"/>
-      </w:pPr>
-      <w:r>
-        <w:rPr>
-          <w:b/>
-          <w:bCs/>
-          <w:color w:val="C00000"/>
-        </w:rPr>
-        <w:t xml:space="preserve">[Cross-functional work with product and marketing — Airwallex names both explicitly]</w:t>
-      </w:r>
-    </w:p>
-    <w:p>
-      <w:pPr>
-        <w:spacing w:after="20" w:before="165"/>
-      </w:pPr>
-      <w:r>
-        <w:rPr>
-          <w:b/>
-          <w:bCs/>
-          <w:color w:val="1A1A1A"/>
-          <w:sz w:val="22"/>
-          <w:szCs w:val="22"/>
-        </w:rPr>
-        <w:t xml:space="preserve">Crypto.com</w:t>
-      </w:r>
-      <w:r>
-        <w:rPr>
-          <w:color w:val="1A1A1A"/>
-        </w:rPr>
-        <w:t xml:space="preserve"> — </w:t>
-      </w:r>
-      <w:r>
-        <w:rPr>
-          <w:b/>
-          <w:bCs/>
-          <w:color w:val="C00000"/>
-        </w:rPr>
-        <w:t xml:space="preserve">[Title]</w:t>
-      </w:r>
-    </w:p>
-    <w:p>
-      <w:pPr>
-        <w:spacing w:after="70"/>
-      </w:pPr>
-      <w:r>
-        <w:rPr>
-          <w:b/>
-          <w:bCs/>
-          <w:color w:val="C00000"/>
-        </w:rPr>
-        <w:t xml:space="preserve">[Location]</w:t>
+        <w:t xml:space="preserve">[start]</w:t>
       </w:r>
       <w:r>
         <w:rPr>
@@ -626,53 +452,39 @@
           <w:sz w:val="19"/>
           <w:szCs w:val="19"/>
         </w:rPr>
-        <w:t xml:space="preserve"> · </w:t>
-      </w:r>
-      <w:r>
-        <w:rPr>
-          <w:b/>
-          <w:bCs/>
-          <w:color w:val="C00000"/>
-        </w:rPr>
-        <w:t xml:space="preserve">[Start – End]</w:t>
-      </w:r>
-    </w:p>
-    <w:p>
-      <w:pPr>
-        <w:pStyle w:val="ListParagraph"/>
-        <w:numPr>
-          <w:ilvl w:val="0"/>
-          <w:numId w:val="2"/>
-        </w:numPr>
-        <w:spacing w:after="55"/>
-      </w:pPr>
-      <w:r>
-        <w:rPr>
-          <w:color w:val="1A1A1A"/>
-        </w:rPr>
-        <w:t xml:space="preserve">Owned the Latin America commercial and go-to-market strategy end to end, scaling from zero to </w:t>
-      </w:r>
-      <w:r>
-        <w:rPr>
-          <w:b/>
-          <w:bCs/>
-          <w:color w:val="1A1A1A"/>
-        </w:rPr>
-        <w:t xml:space="preserve">6M+ customers</w:t>
-      </w:r>
-      <w:r>
-        <w:rPr>
-          <w:color w:val="1A1A1A"/>
-        </w:rPr>
-        <w:t xml:space="preserve"> and </w:t>
-      </w:r>
-      <w:r>
-        <w:rPr>
-          <w:b/>
-          <w:bCs/>
-          <w:color w:val="1A1A1A"/>
-        </w:rPr>
-        <w:t xml:space="preserve">#1 app position</w:t>
+        <w:t xml:space="preserve"> – </w:t>
+      </w:r>
+      <w:r>
+        <w:rPr>
+          <w:b/>
+          <w:bCs/>
+          <w:color w:val="C00000"/>
+        </w:rPr>
+        <w:t xml:space="preserve">[end]</w:t>
+      </w:r>
+    </w:p>
+    <w:p>
+      <w:pPr>
+        <w:pStyle w:val="ListParagraph"/>
+        <w:numPr>
+          <w:ilvl w:val="0"/>
+          <w:numId w:val="2"/>
+        </w:numPr>
+        <w:spacing w:after="55"/>
+      </w:pPr>
+      <w:r>
+        <w:rPr>
+          <w:color w:val="1A1A1A"/>
+        </w:rPr>
+        <w:t xml:space="preserve">Grew the regional channel from </w:t>
+      </w:r>
+      <w:r>
+        <w:rPr>
+          <w:b/>
+          <w:bCs/>
+          <w:color w:val="1A1A1A"/>
+        </w:rPr>
+        <w:t xml:space="preserve">0 to 130,000</w:t>
       </w:r>
       <w:r>
         <w:rPr>
@@ -686,115 +498,43 @@
           <w:bCs/>
           <w:color w:val="C00000"/>
         </w:rPr>
-        <w:t xml:space="preserve">[which countries]</w:t>
-      </w:r>
-    </w:p>
-    <w:p>
-      <w:pPr>
-        <w:pStyle w:val="ListParagraph"/>
-        <w:numPr>
-          <w:ilvl w:val="0"/>
-          <w:numId w:val="2"/>
-        </w:numPr>
-        <w:spacing w:after="55"/>
-      </w:pPr>
-      <w:r>
-        <w:rPr>
-          <w:b/>
-          <w:bCs/>
-          <w:color w:val="C00000"/>
-        </w:rPr>
-        <w:t xml:space="preserve">[Team leadership — the single most important bullet on this page. How many people, in which functions (SDR, AE, partnerships, marketing), how many you hired, and over how long. Airwallex requires 5+ years of this as a MINIMUM qualification.]</w:t>
-      </w:r>
-    </w:p>
-    <w:p>
-      <w:pPr>
-        <w:pStyle w:val="ListParagraph"/>
-        <w:numPr>
-          <w:ilvl w:val="0"/>
-          <w:numId w:val="2"/>
-        </w:numPr>
-        <w:spacing w:after="55"/>
-      </w:pPr>
-      <w:r>
-        <w:rPr>
-          <w:b/>
-          <w:bCs/>
-          <w:color w:val="C00000"/>
-        </w:rPr>
-        <w:t xml:space="preserve">[Multi-channel customer acquisition: the channels you built and scaled, with CAC and volume by channel]</w:t>
-      </w:r>
-    </w:p>
-    <w:p>
-      <w:pPr>
-        <w:pStyle w:val="ListParagraph"/>
-        <w:numPr>
-          <w:ilvl w:val="0"/>
-          <w:numId w:val="2"/>
-        </w:numPr>
-        <w:spacing w:after="55"/>
-      </w:pPr>
-      <w:r>
-        <w:rPr>
-          <w:b/>
-          <w:bCs/>
-          <w:color w:val="C00000"/>
-        </w:rPr>
-        <w:t xml:space="preserve">[Payments and local rails: PIX, TED, boleto, card acquiring, local banking partners — what you integrated, negotiated or prioritised]</w:t>
-      </w:r>
-    </w:p>
-    <w:p>
-      <w:pPr>
-        <w:pStyle w:val="ListParagraph"/>
-        <w:numPr>
-          <w:ilvl w:val="0"/>
-          <w:numId w:val="2"/>
-        </w:numPr>
-        <w:spacing w:after="55"/>
-      </w:pPr>
-      <w:r>
-        <w:rPr>
-          <w:b/>
-          <w:bCs/>
-          <w:color w:val="C00000"/>
-        </w:rPr>
-        <w:t xml:space="preserve">[Regulatory and licensing work in Brazil — genuinely differentiating for a fintech role, if you touched it]</w:t>
-      </w:r>
-    </w:p>
-    <w:p>
-      <w:pPr>
-        <w:pStyle w:val="ListParagraph"/>
-        <w:numPr>
-          <w:ilvl w:val="0"/>
-          <w:numId w:val="2"/>
-        </w:numPr>
-        <w:spacing w:after="55"/>
-      </w:pPr>
-      <w:r>
-        <w:rPr>
-          <w:b/>
-          <w:bCs/>
-          <w:color w:val="C00000"/>
-        </w:rPr>
-        <w:t xml:space="preserve">[Customer lifecycle beyond acquisition: activation, retention, upsell — Airwallex names all four]</w:t>
-      </w:r>
-    </w:p>
-    <w:p>
-      <w:pPr>
-        <w:pStyle w:val="ListParagraph"/>
-        <w:numPr>
-          <w:ilvl w:val="0"/>
-          <w:numId w:val="2"/>
-        </w:numPr>
-        <w:spacing w:after="55"/>
-      </w:pPr>
-      <w:r>
-        <w:rPr>
-          <w:b/>
-          <w:bCs/>
-          <w:color w:val="C00000"/>
-        </w:rPr>
-        <w:t xml:space="preserve">[Representing the company externally: events, press, industry panels in the Brazilian market]</w:t>
+        <w:t xml:space="preserve">[markets]</w:t>
+      </w:r>
+    </w:p>
+    <w:p>
+      <w:pPr>
+        <w:pStyle w:val="ListParagraph"/>
+        <w:numPr>
+          <w:ilvl w:val="0"/>
+          <w:numId w:val="2"/>
+        </w:numPr>
+        <w:spacing w:after="55"/>
+      </w:pPr>
+      <w:r>
+        <w:rPr>
+          <w:b/>
+          <w:bCs/>
+          <w:color w:val="C00000"/>
+        </w:rPr>
+        <w:t xml:space="preserve">[Second achievement, with a number]</w:t>
+      </w:r>
+    </w:p>
+    <w:p>
+      <w:pPr>
+        <w:pStyle w:val="ListParagraph"/>
+        <w:numPr>
+          <w:ilvl w:val="0"/>
+          <w:numId w:val="2"/>
+        </w:numPr>
+        <w:spacing w:after="55"/>
+      </w:pPr>
+      <w:r>
+        <w:rPr>
+          <w:b/>
+          <w:bCs/>
+          <w:color w:val="C00000"/>
+        </w:rPr>
+        <w:t xml:space="preserve">[Third achievement, with a number]</w:t>
       </w:r>
     </w:p>
     <w:p>
@@ -805,9 +545,11 @@
         <w:rPr>
           <w:b/>
           <w:bCs/>
-          <w:color w:val="C00000"/>
-        </w:rPr>
-        <w:t xml:space="preserve">[Earlier role — company]</w:t>
+          <w:color w:val="1A1A1A"/>
+          <w:sz w:val="22"/>
+          <w:szCs w:val="22"/>
+        </w:rPr>
+        <w:t xml:space="preserve">Crypto.com</w:t>
       </w:r>
       <w:r>
         <w:rPr>
@@ -821,7 +563,7 @@
           <w:bCs/>
           <w:color w:val="C00000"/>
         </w:rPr>
-        <w:t xml:space="preserve">[Title]</w:t>
+        <w:t xml:space="preserve">[job title]</w:t>
       </w:r>
     </w:p>
     <w:p>
@@ -834,7 +576,7 @@
           <w:bCs/>
           <w:color w:val="C00000"/>
         </w:rPr>
-        <w:t xml:space="preserve">[Location]</w:t>
+        <w:t xml:space="preserve">[city]</w:t>
       </w:r>
       <w:r>
         <w:rPr>
@@ -852,25 +594,275 @@
           <w:bCs/>
           <w:color w:val="C00000"/>
         </w:rPr>
-        <w:t xml:space="preserve">[Start – End]</w:t>
-      </w:r>
-    </w:p>
-    <w:p>
-      <w:pPr>
-        <w:pStyle w:val="ListParagraph"/>
-        <w:numPr>
-          <w:ilvl w:val="0"/>
-          <w:numId w:val="2"/>
-        </w:numPr>
-        <w:spacing w:after="55"/>
-      </w:pPr>
-      <w:r>
-        <w:rPr>
-          <w:b/>
-          <w:bCs/>
-          <w:color w:val="C00000"/>
-        </w:rPr>
-        <w:t xml:space="preserve">[2–3 bullets. Any B2B, SME-segment, consulting or team-management experience belongs here and should be surfaced hard — those are the three things this CV is thinnest on.]</w:t>
+        <w:t xml:space="preserve">[start]</w:t>
+      </w:r>
+      <w:r>
+        <w:rPr>
+          <w:i/>
+          <w:iCs/>
+          <w:color w:val="555555"/>
+          <w:sz w:val="19"/>
+          <w:szCs w:val="19"/>
+        </w:rPr>
+        <w:t xml:space="preserve"> – </w:t>
+      </w:r>
+      <w:r>
+        <w:rPr>
+          <w:b/>
+          <w:bCs/>
+          <w:color w:val="C00000"/>
+        </w:rPr>
+        <w:t xml:space="preserve">[end]</w:t>
+      </w:r>
+    </w:p>
+    <w:p>
+      <w:pPr>
+        <w:pStyle w:val="ListParagraph"/>
+        <w:numPr>
+          <w:ilvl w:val="0"/>
+          <w:numId w:val="2"/>
+        </w:numPr>
+        <w:spacing w:after="55"/>
+      </w:pPr>
+      <w:r>
+        <w:rPr>
+          <w:color w:val="1A1A1A"/>
+        </w:rPr>
+        <w:t xml:space="preserve">Owned the Latin America go-to-market plan end to end, scaling from zero to </w:t>
+      </w:r>
+      <w:r>
+        <w:rPr>
+          <w:b/>
+          <w:bCs/>
+          <w:color w:val="1A1A1A"/>
+        </w:rPr>
+        <w:t xml:space="preserve">6M+ users</w:t>
+      </w:r>
+      <w:r>
+        <w:rPr>
+          <w:color w:val="1A1A1A"/>
+        </w:rPr>
+        <w:t xml:space="preserve"> and </w:t>
+      </w:r>
+      <w:r>
+        <w:rPr>
+          <w:b/>
+          <w:bCs/>
+          <w:color w:val="1A1A1A"/>
+        </w:rPr>
+        <w:t xml:space="preserve">#1 app in the region</w:t>
+      </w:r>
+      <w:r>
+        <w:rPr>
+          <w:color w:val="1A1A1A"/>
+        </w:rPr>
+        <w:t xml:space="preserve"> across </w:t>
+      </w:r>
+      <w:r>
+        <w:rPr>
+          <w:b/>
+          <w:bCs/>
+          <w:color w:val="C00000"/>
+        </w:rPr>
+        <w:t xml:space="preserve">[countries]</w:t>
+      </w:r>
+      <w:r>
+        <w:rPr>
+          <w:color w:val="1A1A1A"/>
+        </w:rPr>
+        <w:t xml:space="preserve"> in </w:t>
+      </w:r>
+      <w:r>
+        <w:rPr>
+          <w:b/>
+          <w:bCs/>
+          <w:color w:val="C00000"/>
+        </w:rPr>
+        <w:t xml:space="preserve">[timeframe]</w:t>
+      </w:r>
+    </w:p>
+    <w:p>
+      <w:pPr>
+        <w:pStyle w:val="ListParagraph"/>
+        <w:numPr>
+          <w:ilvl w:val="0"/>
+          <w:numId w:val="2"/>
+        </w:numPr>
+        <w:spacing w:after="55"/>
+      </w:pPr>
+      <w:r>
+        <w:rPr>
+          <w:b/>
+          <w:bCs/>
+          <w:color w:val="C00000"/>
+        </w:rPr>
+        <w:t xml:space="preserve">[Acquisition channels you built and scaled]</w:t>
+      </w:r>
+    </w:p>
+    <w:p>
+      <w:pPr>
+        <w:pStyle w:val="ListParagraph"/>
+        <w:numPr>
+          <w:ilvl w:val="0"/>
+          <w:numId w:val="2"/>
+        </w:numPr>
+        <w:spacing w:after="55"/>
+      </w:pPr>
+      <w:r>
+        <w:rPr>
+          <w:b/>
+          <w:bCs/>
+          <w:color w:val="C00000"/>
+        </w:rPr>
+        <w:t xml:space="preserve">[Payments and local rails work: PIX, TED, banking partners]</w:t>
+      </w:r>
+    </w:p>
+    <w:p>
+      <w:pPr>
+        <w:pStyle w:val="ListParagraph"/>
+        <w:numPr>
+          <w:ilvl w:val="0"/>
+          <w:numId w:val="2"/>
+        </w:numPr>
+        <w:spacing w:after="55"/>
+      </w:pPr>
+      <w:r>
+        <w:rPr>
+          <w:b/>
+          <w:bCs/>
+          <w:color w:val="C00000"/>
+        </w:rPr>
+        <w:t xml:space="preserve">[Largest deal or partnership you closed personally]</w:t>
+      </w:r>
+    </w:p>
+    <w:p>
+      <w:pPr>
+        <w:pStyle w:val="ListParagraph"/>
+        <w:numPr>
+          <w:ilvl w:val="0"/>
+          <w:numId w:val="2"/>
+        </w:numPr>
+        <w:spacing w:after="55"/>
+      </w:pPr>
+      <w:r>
+        <w:rPr>
+          <w:b/>
+          <w:bCs/>
+          <w:color w:val="C00000"/>
+        </w:rPr>
+        <w:t xml:space="preserve">[Team led: size and functions]</w:t>
+      </w:r>
+    </w:p>
+    <w:p>
+      <w:pPr>
+        <w:spacing w:after="20" w:before="165"/>
+      </w:pPr>
+      <w:r>
+        <w:rPr>
+          <w:b/>
+          <w:bCs/>
+          <w:color w:val="C00000"/>
+        </w:rPr>
+        <w:t xml:space="preserve">[Company]</w:t>
+      </w:r>
+      <w:r>
+        <w:rPr>
+          <w:color w:val="1A1A1A"/>
+        </w:rPr>
+        <w:t xml:space="preserve"> — </w:t>
+      </w:r>
+      <w:r>
+        <w:rPr>
+          <w:b/>
+          <w:bCs/>
+          <w:color w:val="C00000"/>
+        </w:rPr>
+        <w:t xml:space="preserve">[job title]</w:t>
+      </w:r>
+    </w:p>
+    <w:p>
+      <w:pPr>
+        <w:spacing w:after="70"/>
+      </w:pPr>
+      <w:r>
+        <w:rPr>
+          <w:b/>
+          <w:bCs/>
+          <w:color w:val="C00000"/>
+        </w:rPr>
+        <w:t xml:space="preserve">[city]</w:t>
+      </w:r>
+      <w:r>
+        <w:rPr>
+          <w:i/>
+          <w:iCs/>
+          <w:color w:val="555555"/>
+          <w:sz w:val="19"/>
+          <w:szCs w:val="19"/>
+        </w:rPr>
+        <w:t xml:space="preserve"> · </w:t>
+      </w:r>
+      <w:r>
+        <w:rPr>
+          <w:b/>
+          <w:bCs/>
+          <w:color w:val="C00000"/>
+        </w:rPr>
+        <w:t xml:space="preserve">[start]</w:t>
+      </w:r>
+      <w:r>
+        <w:rPr>
+          <w:i/>
+          <w:iCs/>
+          <w:color w:val="555555"/>
+          <w:sz w:val="19"/>
+          <w:szCs w:val="19"/>
+        </w:rPr>
+        <w:t xml:space="preserve"> – </w:t>
+      </w:r>
+      <w:r>
+        <w:rPr>
+          <w:b/>
+          <w:bCs/>
+          <w:color w:val="C00000"/>
+        </w:rPr>
+        <w:t xml:space="preserve">[end]</w:t>
+      </w:r>
+    </w:p>
+    <w:p>
+      <w:pPr>
+        <w:pStyle w:val="ListParagraph"/>
+        <w:numPr>
+          <w:ilvl w:val="0"/>
+          <w:numId w:val="2"/>
+        </w:numPr>
+        <w:spacing w:after="55"/>
+      </w:pPr>
+      <w:r>
+        <w:rPr>
+          <w:b/>
+          <w:bCs/>
+          <w:color w:val="C00000"/>
+        </w:rPr>
+        <w:t xml:space="preserve">[Achievement, with a number]</w:t>
+      </w:r>
+    </w:p>
+    <w:p>
+      <w:pPr>
+        <w:pStyle w:val="ListParagraph"/>
+        <w:numPr>
+          <w:ilvl w:val="0"/>
+          <w:numId w:val="2"/>
+        </w:numPr>
+        <w:spacing w:after="55"/>
+      </w:pPr>
+      <w:r>
+        <w:rPr>
+          <w:b/>
+          <w:bCs/>
+          <w:color w:val="C00000"/>
+        </w:rPr>
+        <w:t xml:space="preserve">[Achievement, with a number]</w:t>
       </w:r>
     </w:p>
     <w:p>
@@ -917,7 +909,7 @@
           <w:bCs/>
           <w:color w:val="C00000"/>
         </w:rPr>
-        <w:t xml:space="preserve">[building and scaling SDR / AE / partnership teams — only if true]</w:t>
+        <w:t xml:space="preserve">[team building and scaling]</w:t>
       </w:r>
       <w:r>
         <w:rPr>
@@ -942,7 +934,7 @@
         <w:rPr>
           <w:color w:val="1A1A1A"/>
         </w:rPr>
-        <w:t xml:space="preserve">Multi-channel customer acquisition · full lifecycle ownership (acquisition, activation, retention, expansion) · growth experimentation · cohort and CAC/LTV analysis · partner and channel-led growth</w:t>
+        <w:t xml:space="preserve">Multi-channel customer acquisition · full lifecycle ownership across acquisition, activation, retention and expansion · growth experimentation · CAC and LTV analysis · partner and channel-led growth</w:t>
       </w:r>
     </w:p>
     <w:p>
@@ -969,7 +961,7 @@
           <w:bCs/>
           <w:color w:val="C00000"/>
         </w:rPr>
-        <w:t xml:space="preserve">[boleto · card acquiring · FX · cross-border · treasury]</w:t>
+        <w:t xml:space="preserve">[other rails]</w:t>
       </w:r>
       <w:r>
         <w:rPr>
@@ -983,7 +975,7 @@
           <w:bCs/>
           <w:color w:val="C00000"/>
         </w:rPr>
-        <w:t xml:space="preserve">[named ecosystem relationships you can actually activate]</w:t>
+        <w:t xml:space="preserve">[ecosystem relationships]</w:t>
       </w:r>
     </w:p>
     <w:p>
@@ -1010,7 +1002,7 @@
           <w:bCs/>
           <w:color w:val="C00000"/>
         </w:rPr>
-        <w:t xml:space="preserve">[Mexico · Argentina · Colombia · Chile — only where you operated]</w:t>
+        <w:t xml:space="preserve">[other markets you operated in]</w:t>
       </w:r>
     </w:p>
     <w:p>
@@ -1031,7 +1023,7 @@
           <w:bCs/>
           <w:color w:val="C00000"/>
         </w:rPr>
-        <w:t xml:space="preserve">[Salesforce / HubSpot · Amplitude or Mixpanel · Looker or Power BI · SQL — list only what you've used]</w:t>
+        <w:t xml:space="preserve">[CRM and analytics stack you've used]</w:t>
       </w:r>
     </w:p>
     <w:p>
@@ -1064,20 +1056,7 @@
           <w:bCs/>
           <w:color w:val="C00000"/>
         </w:rPr>
-        <w:t xml:space="preserve">[Degree — Institution — Year]</w:t>
-      </w:r>
-    </w:p>
-    <w:p>
-      <w:pPr>
-        <w:spacing w:after="90"/>
-      </w:pPr>
-      <w:r>
-        <w:rPr>
-          <w:b/>
-          <w:bCs/>
-          <w:color w:val="C00000"/>
-        </w:rPr>
-        <w:t xml:space="preserve">[MBA, if you have one — 52% of applicants to this posting reportedly do]</w:t>
+        <w:t xml:space="preserve">[Degree — institution — year]</w:t>
       </w:r>
     </w:p>
     <w:sectPr>

--- a/airwallex-application/Marc_Lebreton_CV_Airwallex.docx
+++ b/airwallex-application/Marc_Lebreton_CV_Airwallex.docx
@@ -81,31 +81,7 @@
           <w:sz w:val="19"/>
           <w:szCs w:val="19"/>
         </w:rPr>
-        <w:t xml:space="preserve">English (fluent)  ·  Portuguese </w:t>
-      </w:r>
-      <w:r>
-        <w:rPr>
-          <w:b/>
-          <w:bCs/>
-          <w:color w:val="C00000"/>
-        </w:rPr>
-        <w:t xml:space="preserve">[level]</w:t>
-      </w:r>
-      <w:r>
-        <w:rPr>
-          <w:color w:val="1A1A1A"/>
-          <w:sz w:val="19"/>
-          <w:szCs w:val="19"/>
-        </w:rPr>
-        <w:t xml:space="preserve">  ·  Spanish </w:t>
-      </w:r>
-      <w:r>
-        <w:rPr>
-          <w:b/>
-          <w:bCs/>
-          <w:color w:val="C00000"/>
-        </w:rPr>
-        <w:t xml:space="preserve">[level]</w:t>
+        <w:t xml:space="preserve">English (fluent)  ·  Portuguese (fluent)  ·  Spanish (fluent)</w:t>
       </w:r>
       <w:r>
         <w:rPr>
@@ -144,7 +120,7 @@
         <w:rPr>
           <w:color w:val="1A1A1A"/>
         </w:rPr>
-        <w:t xml:space="preserve">Commercial and growth leader in Brazilian fintech with a zero-to-one track record in a hyper-growth environment. Built and ran the market-entry plan that took Crypto.com's Latin America business from nothing to </w:t>
+        <w:t xml:space="preserve">Commercial and growth leader in Brazilian fintech, with a zero-to-one track record in a hyper-growth environment. Built and ran the market-entry plan that grew Crypto.com's Latin America business from nothing to </w:t>
       </w:r>
       <w:r>
         <w:rPr>
@@ -158,35 +134,7 @@
         <w:rPr>
           <w:color w:val="1A1A1A"/>
         </w:rPr>
-        <w:t xml:space="preserve">, owning the full customer lifecycle — acquisition, activation, retention and expansion — across </w:t>
-      </w:r>
-      <w:r>
-        <w:rPr>
-          <w:b/>
-          <w:bCs/>
-          <w:color w:val="C00000"/>
-        </w:rPr>
-        <w:t xml:space="preserve">[N]</w:t>
-      </w:r>
-      <w:r>
-        <w:rPr>
-          <w:color w:val="1A1A1A"/>
-        </w:rPr>
-        <w:t xml:space="preserve"> markets. </w:t>
-      </w:r>
-      <w:r>
-        <w:rPr>
-          <w:b/>
-          <w:bCs/>
-          <w:color w:val="C00000"/>
-        </w:rPr>
-        <w:t xml:space="preserve">[Team you built and led — size and functions]</w:t>
-      </w:r>
-      <w:r>
-        <w:rPr>
-          <w:color w:val="1A1A1A"/>
-        </w:rPr>
-        <w:t xml:space="preserve">. Established network across the Brazilian fintech and payments ecosystem, and working knowledge of local rails including PIX and TED.</w:t>
+        <w:t xml:space="preserve">, building the regional commercial operation from scratch and owning the full customer lifecycle — acquisition, activation, retention and expansion. Comfortable operating as a player/coach: setting the commercial strategy and selling into the market directly. Based in São Paulo, with an established network across the Brazilian fintech and payments ecosystem and working knowledge of local rails including PIX and TED.</w:t>
       </w:r>
     </w:p>
     <w:p>
@@ -244,101 +192,7 @@
         <w:rPr>
           <w:color w:val="1A1A1A"/>
         </w:rPr>
-        <w:t xml:space="preserve"> — Crypto.com regional launch across </w:t>
-      </w:r>
-      <w:r>
-        <w:rPr>
-          <w:b/>
-          <w:bCs/>
-          <w:color w:val="C00000"/>
-        </w:rPr>
-        <w:t xml:space="preserve">[N]</w:t>
-      </w:r>
-      <w:r>
-        <w:rPr>
-          <w:color w:val="1A1A1A"/>
-        </w:rPr>
-        <w:t xml:space="preserve"> markets in </w:t>
-      </w:r>
-      <w:r>
-        <w:rPr>
-          <w:b/>
-          <w:bCs/>
-          <w:color w:val="C00000"/>
-        </w:rPr>
-        <w:t xml:space="preserve">[timeframe]</w:t>
-      </w:r>
-    </w:p>
-    <w:p>
-      <w:pPr>
-        <w:pStyle w:val="ListParagraph"/>
-        <w:numPr>
-          <w:ilvl w:val="0"/>
-          <w:numId w:val="2"/>
-        </w:numPr>
-        <w:spacing w:after="55"/>
-      </w:pPr>
-      <w:r>
-        <w:rPr>
-          <w:b/>
-          <w:bCs/>
-          <w:color w:val="C00000"/>
-        </w:rPr>
-        <w:t xml:space="preserve">[Revenue or monetisation: took the region from __ to __]</w:t>
-      </w:r>
-    </w:p>
-    <w:p>
-      <w:pPr>
-        <w:pStyle w:val="ListParagraph"/>
-        <w:numPr>
-          <w:ilvl w:val="0"/>
-          <w:numId w:val="2"/>
-        </w:numPr>
-        <w:spacing w:after="55"/>
-      </w:pPr>
-      <w:r>
-        <w:rPr>
-          <w:b/>
-          <w:bCs/>
-          <w:color w:val="C00000"/>
-        </w:rPr>
-        <w:t xml:space="preserve">[Team built: __ across SDR / AE / partnerships]</w:t>
-      </w:r>
-    </w:p>
-    <w:p>
-      <w:pPr>
-        <w:pStyle w:val="ListParagraph"/>
-        <w:numPr>
-          <w:ilvl w:val="0"/>
-          <w:numId w:val="2"/>
-        </w:numPr>
-        <w:spacing w:after="55"/>
-      </w:pPr>
-      <w:r>
-        <w:rPr>
-          <w:b/>
-          <w:bCs/>
-          <w:color w:val="C00000"/>
-        </w:rPr>
-        <w:t xml:space="preserve">[Target attainment: __% against a __ target]</w:t>
-      </w:r>
-    </w:p>
-    <w:p>
-      <w:pPr>
-        <w:pStyle w:val="ListParagraph"/>
-        <w:numPr>
-          <w:ilvl w:val="0"/>
-          <w:numId w:val="2"/>
-        </w:numPr>
-        <w:spacing w:after="55"/>
-      </w:pPr>
-      <w:r>
-        <w:rPr>
-          <w:b/>
-          <w:bCs/>
-          <w:color w:val="C00000"/>
-        </w:rPr>
-        <w:t xml:space="preserve">[Acquisition channels you built, with CAC and volume]</w:t>
+        <w:t xml:space="preserve"> — built and executed Crypto.com's regional commercial and go-to-market plan</w:t>
       </w:r>
     </w:p>
     <w:p>
@@ -362,7 +216,87 @@
         <w:rPr>
           <w:color w:val="1A1A1A"/>
         </w:rPr>
-        <w:t xml:space="preserve"> — Sui Foundation regional channel, from a standing start</w:t>
+        <w:t xml:space="preserve"> — built Sui Foundation's regional channel from a standing start</w:t>
+      </w:r>
+    </w:p>
+    <w:p>
+      <w:pPr>
+        <w:pStyle w:val="ListParagraph"/>
+        <w:numPr>
+          <w:ilvl w:val="0"/>
+          <w:numId w:val="2"/>
+        </w:numPr>
+        <w:spacing w:after="55"/>
+      </w:pPr>
+      <w:r>
+        <w:rPr>
+          <w:color w:val="1A1A1A"/>
+        </w:rPr>
+        <w:t xml:space="preserve">Built the multi-channel customer acquisition engine for the region from zero, then scaled it across markets</w:t>
+      </w:r>
+    </w:p>
+    <w:p>
+      <w:pPr>
+        <w:pStyle w:val="ListParagraph"/>
+        <w:numPr>
+          <w:ilvl w:val="0"/>
+          <w:numId w:val="2"/>
+        </w:numPr>
+        <w:spacing w:after="55"/>
+      </w:pPr>
+      <w:r>
+        <w:rPr>
+          <w:color w:val="1A1A1A"/>
+        </w:rPr>
+        <w:t xml:space="preserve">Owned the full customer lifecycle — acquisition, activation, retention and expansion — rather than acquisition alone</w:t>
+      </w:r>
+    </w:p>
+    <w:p>
+      <w:pPr>
+        <w:pStyle w:val="ListParagraph"/>
+        <w:numPr>
+          <w:ilvl w:val="0"/>
+          <w:numId w:val="2"/>
+        </w:numPr>
+        <w:spacing w:after="55"/>
+      </w:pPr>
+      <w:r>
+        <w:rPr>
+          <w:color w:val="1A1A1A"/>
+        </w:rPr>
+        <w:t xml:space="preserve">Established the partnerships and local payments relationships required to operate in the Brazilian market</w:t>
+      </w:r>
+    </w:p>
+    <w:p>
+      <w:pPr>
+        <w:pStyle w:val="ListParagraph"/>
+        <w:numPr>
+          <w:ilvl w:val="0"/>
+          <w:numId w:val="2"/>
+        </w:numPr>
+        <w:spacing w:after="55"/>
+      </w:pPr>
+      <w:r>
+        <w:rPr>
+          <w:b/>
+          <w:bCs/>
+          <w:color w:val="C00000"/>
+        </w:rPr>
+        <w:t xml:space="preserve">[Team built and led: size and functions]</w:t>
+      </w:r>
+      <w:r>
+        <w:rPr>
+          <w:color w:val="1A1A1A"/>
+        </w:rPr>
+        <w:t xml:space="preserve"> — </w:t>
+      </w:r>
+      <w:r>
+        <w:rPr>
+          <w:b/>
+          <w:bCs/>
+          <w:color w:val="C00000"/>
+        </w:rPr>
+        <w:t xml:space="preserve">[optional, but decisive for this role]</w:t>
       </w:r>
     </w:p>
     <w:p>
@@ -490,51 +424,39 @@
         <w:rPr>
           <w:color w:val="1A1A1A"/>
         </w:rPr>
-        <w:t xml:space="preserve"> across </w:t>
-      </w:r>
-      <w:r>
-        <w:rPr>
-          <w:b/>
-          <w:bCs/>
-          <w:color w:val="C00000"/>
-        </w:rPr>
-        <w:t xml:space="preserve">[markets]</w:t>
-      </w:r>
-    </w:p>
-    <w:p>
-      <w:pPr>
-        <w:pStyle w:val="ListParagraph"/>
-        <w:numPr>
-          <w:ilvl w:val="0"/>
-          <w:numId w:val="2"/>
-        </w:numPr>
-        <w:spacing w:after="55"/>
-      </w:pPr>
-      <w:r>
-        <w:rPr>
-          <w:b/>
-          <w:bCs/>
-          <w:color w:val="C00000"/>
-        </w:rPr>
-        <w:t xml:space="preserve">[Second achievement, with a number]</w:t>
-      </w:r>
-    </w:p>
-    <w:p>
-      <w:pPr>
-        <w:pStyle w:val="ListParagraph"/>
-        <w:numPr>
-          <w:ilvl w:val="0"/>
-          <w:numId w:val="2"/>
-        </w:numPr>
-        <w:spacing w:after="55"/>
-      </w:pPr>
-      <w:r>
-        <w:rPr>
-          <w:b/>
-          <w:bCs/>
-          <w:color w:val="C00000"/>
-        </w:rPr>
-        <w:t xml:space="preserve">[Third achievement, with a number]</w:t>
+        <w:t xml:space="preserve"> from a standing start</w:t>
+      </w:r>
+    </w:p>
+    <w:p>
+      <w:pPr>
+        <w:pStyle w:val="ListParagraph"/>
+        <w:numPr>
+          <w:ilvl w:val="0"/>
+          <w:numId w:val="2"/>
+        </w:numPr>
+        <w:spacing w:after="55"/>
+      </w:pPr>
+      <w:r>
+        <w:rPr>
+          <w:color w:val="1A1A1A"/>
+        </w:rPr>
+        <w:t xml:space="preserve">Originated and closed ecosystem and commercial partnerships across the region</w:t>
+      </w:r>
+    </w:p>
+    <w:p>
+      <w:pPr>
+        <w:pStyle w:val="ListParagraph"/>
+        <w:numPr>
+          <w:ilvl w:val="0"/>
+          <w:numId w:val="2"/>
+        </w:numPr>
+        <w:spacing w:after="55"/>
+      </w:pPr>
+      <w:r>
+        <w:rPr>
+          <w:color w:val="1A1A1A"/>
+        </w:rPr>
+        <w:t xml:space="preserve">Partnered with product and marketing to align acquisition and activation against a single growth plan</w:t>
       </w:r>
     </w:p>
     <w:p>
@@ -628,129 +550,109 @@
         <w:rPr>
           <w:color w:val="1A1A1A"/>
         </w:rPr>
-        <w:t xml:space="preserve">Owned the Latin America go-to-market plan end to end, scaling from zero to </w:t>
-      </w:r>
-      <w:r>
-        <w:rPr>
-          <w:b/>
-          <w:bCs/>
-          <w:color w:val="1A1A1A"/>
-        </w:rPr>
-        <w:t xml:space="preserve">6M+ users</w:t>
-      </w:r>
-      <w:r>
-        <w:rPr>
-          <w:color w:val="1A1A1A"/>
-        </w:rPr>
-        <w:t xml:space="preserve"> and </w:t>
-      </w:r>
-      <w:r>
-        <w:rPr>
-          <w:b/>
-          <w:bCs/>
-          <w:color w:val="1A1A1A"/>
-        </w:rPr>
-        <w:t xml:space="preserve">#1 app in the region</w:t>
-      </w:r>
-      <w:r>
-        <w:rPr>
-          <w:color w:val="1A1A1A"/>
-        </w:rPr>
-        <w:t xml:space="preserve"> across </w:t>
-      </w:r>
-      <w:r>
-        <w:rPr>
-          <w:b/>
-          <w:bCs/>
-          <w:color w:val="C00000"/>
-        </w:rPr>
-        <w:t xml:space="preserve">[countries]</w:t>
-      </w:r>
-      <w:r>
-        <w:rPr>
-          <w:color w:val="1A1A1A"/>
-        </w:rPr>
-        <w:t xml:space="preserve"> in </w:t>
-      </w:r>
-      <w:r>
-        <w:rPr>
-          <w:b/>
-          <w:bCs/>
-          <w:color w:val="C00000"/>
-        </w:rPr>
-        <w:t xml:space="preserve">[timeframe]</w:t>
-      </w:r>
-    </w:p>
-    <w:p>
-      <w:pPr>
-        <w:pStyle w:val="ListParagraph"/>
-        <w:numPr>
-          <w:ilvl w:val="0"/>
-          <w:numId w:val="2"/>
-        </w:numPr>
-        <w:spacing w:after="55"/>
-      </w:pPr>
-      <w:r>
-        <w:rPr>
-          <w:b/>
-          <w:bCs/>
-          <w:color w:val="C00000"/>
-        </w:rPr>
-        <w:t xml:space="preserve">[Acquisition channels you built and scaled]</w:t>
-      </w:r>
-    </w:p>
-    <w:p>
-      <w:pPr>
-        <w:pStyle w:val="ListParagraph"/>
-        <w:numPr>
-          <w:ilvl w:val="0"/>
-          <w:numId w:val="2"/>
-        </w:numPr>
-        <w:spacing w:after="55"/>
-      </w:pPr>
-      <w:r>
-        <w:rPr>
-          <w:b/>
-          <w:bCs/>
-          <w:color w:val="C00000"/>
-        </w:rPr>
-        <w:t xml:space="preserve">[Payments and local rails work: PIX, TED, banking partners]</w:t>
-      </w:r>
-    </w:p>
-    <w:p>
-      <w:pPr>
-        <w:pStyle w:val="ListParagraph"/>
-        <w:numPr>
-          <w:ilvl w:val="0"/>
-          <w:numId w:val="2"/>
-        </w:numPr>
-        <w:spacing w:after="55"/>
-      </w:pPr>
-      <w:r>
-        <w:rPr>
-          <w:b/>
-          <w:bCs/>
-          <w:color w:val="C00000"/>
-        </w:rPr>
-        <w:t xml:space="preserve">[Largest deal or partnership you closed personally]</w:t>
-      </w:r>
-    </w:p>
-    <w:p>
-      <w:pPr>
-        <w:pStyle w:val="ListParagraph"/>
-        <w:numPr>
-          <w:ilvl w:val="0"/>
-          <w:numId w:val="2"/>
-        </w:numPr>
-        <w:spacing w:after="55"/>
-      </w:pPr>
-      <w:r>
-        <w:rPr>
-          <w:b/>
-          <w:bCs/>
-          <w:color w:val="C00000"/>
-        </w:rPr>
-        <w:t xml:space="preserve">[Team led: size and functions]</w:t>
+        <w:t xml:space="preserve">Owned the Latin America commercial and go-to-market strategy end to end, scaling from zero to </w:t>
+      </w:r>
+      <w:r>
+        <w:rPr>
+          <w:b/>
+          <w:bCs/>
+          <w:color w:val="1A1A1A"/>
+        </w:rPr>
+        <w:t xml:space="preserve">6M+ customers</w:t>
+      </w:r>
+      <w:r>
+        <w:rPr>
+          <w:color w:val="1A1A1A"/>
+        </w:rPr>
+        <w:t xml:space="preserve"> and the </w:t>
+      </w:r>
+      <w:r>
+        <w:rPr>
+          <w:b/>
+          <w:bCs/>
+          <w:color w:val="1A1A1A"/>
+        </w:rPr>
+        <w:t xml:space="preserve">#1 app position</w:t>
+      </w:r>
+    </w:p>
+    <w:p>
+      <w:pPr>
+        <w:pStyle w:val="ListParagraph"/>
+        <w:numPr>
+          <w:ilvl w:val="0"/>
+          <w:numId w:val="2"/>
+        </w:numPr>
+        <w:spacing w:after="55"/>
+      </w:pPr>
+      <w:r>
+        <w:rPr>
+          <w:color w:val="1A1A1A"/>
+        </w:rPr>
+        <w:t xml:space="preserve">Built the regional commercial operation from scratch — segment strategy, positioning, acquisition channels and partner motions</w:t>
+      </w:r>
+    </w:p>
+    <w:p>
+      <w:pPr>
+        <w:pStyle w:val="ListParagraph"/>
+        <w:numPr>
+          <w:ilvl w:val="0"/>
+          <w:numId w:val="2"/>
+        </w:numPr>
+        <w:spacing w:after="55"/>
+      </w:pPr>
+      <w:r>
+        <w:rPr>
+          <w:color w:val="1A1A1A"/>
+        </w:rPr>
+        <w:t xml:space="preserve">Built and scaled multi-channel customer acquisition, and owned activation, retention and expansion alongside it</w:t>
+      </w:r>
+    </w:p>
+    <w:p>
+      <w:pPr>
+        <w:pStyle w:val="ListParagraph"/>
+        <w:numPr>
+          <w:ilvl w:val="0"/>
+          <w:numId w:val="2"/>
+        </w:numPr>
+        <w:spacing w:after="55"/>
+      </w:pPr>
+      <w:r>
+        <w:rPr>
+          <w:color w:val="1A1A1A"/>
+        </w:rPr>
+        <w:t xml:space="preserve">Negotiated and prioritised local payments and banking relationships, working with rails including PIX and TED</w:t>
+      </w:r>
+    </w:p>
+    <w:p>
+      <w:pPr>
+        <w:pStyle w:val="ListParagraph"/>
+        <w:numPr>
+          <w:ilvl w:val="0"/>
+          <w:numId w:val="2"/>
+        </w:numPr>
+        <w:spacing w:after="55"/>
+      </w:pPr>
+      <w:r>
+        <w:rPr>
+          <w:color w:val="1A1A1A"/>
+        </w:rPr>
+        <w:t xml:space="preserve">Navigated Brazilian fintech regulation as a constraint on product and commercial decisions</w:t>
+      </w:r>
+    </w:p>
+    <w:p>
+      <w:pPr>
+        <w:pStyle w:val="ListParagraph"/>
+        <w:numPr>
+          <w:ilvl w:val="0"/>
+          <w:numId w:val="2"/>
+        </w:numPr>
+        <w:spacing w:after="55"/>
+      </w:pPr>
+      <w:r>
+        <w:rPr>
+          <w:color w:val="1A1A1A"/>
+        </w:rPr>
+        <w:t xml:space="preserve">Represented the business externally to customers, partners and the Brazilian fintech market</w:t>
       </w:r>
     </w:p>
     <w:p>
@@ -844,25 +746,25 @@
           <w:bCs/>
           <w:color w:val="C00000"/>
         </w:rPr>
-        <w:t xml:space="preserve">[Achievement, with a number]</w:t>
-      </w:r>
-    </w:p>
-    <w:p>
-      <w:pPr>
-        <w:pStyle w:val="ListParagraph"/>
-        <w:numPr>
-          <w:ilvl w:val="0"/>
-          <w:numId w:val="2"/>
-        </w:numPr>
-        <w:spacing w:after="55"/>
-      </w:pPr>
-      <w:r>
-        <w:rPr>
-          <w:b/>
-          <w:bCs/>
-          <w:color w:val="C00000"/>
-        </w:rPr>
-        <w:t xml:space="preserve">[Achievement, with a number]</w:t>
+        <w:t xml:space="preserve">[Achievement]</w:t>
+      </w:r>
+    </w:p>
+    <w:p>
+      <w:pPr>
+        <w:pStyle w:val="ListParagraph"/>
+        <w:numPr>
+          <w:ilvl w:val="0"/>
+          <w:numId w:val="2"/>
+        </w:numPr>
+        <w:spacing w:after="55"/>
+      </w:pPr>
+      <w:r>
+        <w:rPr>
+          <w:b/>
+          <w:bCs/>
+          <w:color w:val="C00000"/>
+        </w:rPr>
+        <w:t xml:space="preserve">[Achievement]</w:t>
       </w:r>
     </w:p>
     <w:p>
@@ -901,21 +803,7 @@
         <w:rPr>
           <w:color w:val="1A1A1A"/>
         </w:rPr>
-        <w:t xml:space="preserve">Brazil commercial strategy · vertical and segment positioning · </w:t>
-      </w:r>
-      <w:r>
-        <w:rPr>
-          <w:b/>
-          <w:bCs/>
-          <w:color w:val="C00000"/>
-        </w:rPr>
-        <w:t xml:space="preserve">[team building and scaling]</w:t>
-      </w:r>
-      <w:r>
-        <w:rPr>
-          <w:color w:val="1A1A1A"/>
-        </w:rPr>
-        <w:t xml:space="preserve"> · player/coach operating style · pipeline and forecast ownership</w:t>
+        <w:t xml:space="preserve">Brazil commercial strategy · vertical and segment positioning · building commercial functions from zero · player/coach operating style · pipeline and forecast ownership</w:t>
       </w:r>
     </w:p>
     <w:p>
@@ -953,29 +841,7 @@
         <w:rPr>
           <w:color w:val="1A1A1A"/>
         </w:rPr>
-        <w:t xml:space="preserve">PIX · TED · </w:t>
-      </w:r>
-      <w:r>
-        <w:rPr>
-          <w:b/>
-          <w:bCs/>
-          <w:color w:val="C00000"/>
-        </w:rPr>
-        <w:t xml:space="preserve">[other rails]</w:t>
-      </w:r>
-      <w:r>
-        <w:rPr>
-          <w:color w:val="1A1A1A"/>
-        </w:rPr>
-        <w:t xml:space="preserve"> · Brazilian fintech regulation · </w:t>
-      </w:r>
-      <w:r>
-        <w:rPr>
-          <w:b/>
-          <w:bCs/>
-          <w:color w:val="C00000"/>
-        </w:rPr>
-        <w:t xml:space="preserve">[ecosystem relationships]</w:t>
+        <w:t xml:space="preserve">PIX · TED · boleto · fiat on/off-ramps · cross-border flows · Brazilian fintech regulation · established ecosystem relationships across payments and fintech</w:t>
       </w:r>
     </w:p>
     <w:p>
@@ -1002,7 +868,7 @@
           <w:bCs/>
           <w:color w:val="C00000"/>
         </w:rPr>
-        <w:t xml:space="preserve">[other markets you operated in]</w:t>
+        <w:t xml:space="preserve">[other Latin American markets you covered]</w:t>
       </w:r>
     </w:p>
     <w:p>
@@ -1023,7 +889,7 @@
           <w:bCs/>
           <w:color w:val="C00000"/>
         </w:rPr>
-        <w:t xml:space="preserve">[CRM and analytics stack you've used]</w:t>
+        <w:t xml:space="preserve">[CRM and analytics stack]</w:t>
       </w:r>
     </w:p>
     <w:p>
